--- a/blank/blank.docx
+++ b/blank/blank.docx
@@ -2,11 +2,49 @@
 <file path=word/document.xml><?xml version="1.0" encoding="utf-8"?>
 <w:document xmlns:w="http://schemas.openxmlformats.org/wordprocessingml/2006/main">
   <w:body>
-    <w:p/>
+    <w:p>
+      <w:pPr>
+        <w:pStyle w:val="Normal"/>
+        <w:rPr>
+          <w:rFonts w:ascii="Times New Roman" w:hAnsi="Times New Roman" w:cs="Times New Roman"/>
+          <w:sz w:val="24"/>
+          <w:szCs w:val="24"/>
+        </w:rPr>
+      </w:pPr>
+    </w:p>
     <w:sectPr>
       <w:pgSz w:w="11906" w:h="16838"/>
-      <w:pgMar w:top="1440" w:right="1800" w:bottom="1440" w:left="1800" w:header="851" w:footer="992" w:gutter="0"/>
+      <w:pgMar w:top="1440" w:right="1440" w:bottom="1440" w:left="1440" w:header="708" w:footer="708" w:gutter="0"/>
     </w:sectPr>
   </w:body>
 </w:document>
+</file>
+
+<file path=word/styles.xml><?xml version="1.0" encoding="utf-8"?>
+<w:styles xmlns:w="http://schemas.openxmlformats.org/wordprocessingml/2006/main">
+  <w:docDefaults>
+    <w:rPrDefault>
+      <w:rPr>
+        <w:rFonts w:ascii="Times New Roman" w:eastAsia="Times New Roman" w:hAnsi="Times New Roman" w:cs="Times New Roman"/>
+        <w:sz w:val="24"/>
+        <w:szCs w:val="24"/>
+        <w:lang w:val="en-US" w:eastAsia="en-US" w:bidi="ar-SA"/>
+      </w:rPr>
+    </w:rPrDefault>
+    <w:pPrDefault>
+      <w:pPr>
+        <w:spacing w:after="160" w:line="276" w:lineRule="auto"/>
+      </w:pPr>
+    </w:pPrDefault>
+  </w:docDefaults>
+  <w:style w:type="paragraph" w:default="1" w:styleId="Normal">
+    <w:name w:val="Normal"/>
+    <w:qFormat/>
+    <w:rPr>
+      <w:rFonts w:ascii="Times New Roman" w:hAnsi="Times New Roman" w:cs="Times New Roman"/>
+      <w:sz w:val="24"/>
+      <w:szCs w:val="24"/>
+    </w:rPr>
+  </w:style>
+</w:styles>
 </file>